--- a/templates/medicine-acknowledgement.fixed.docx
+++ b/templates/medicine-acknowledgement.fixed.docx
@@ -148,7 +148,7 @@
           <w:szCs w:val="24"/>
           <w:u w:val="single"/>
         </w:rPr>
-        <w:t>clientName</w:t>
+        <w:t>conformeName</w:t>
       </w:r>
       <w:proofErr w:type="spellEnd"/>
       <w:r>
@@ -531,7 +531,7 @@
           <w:szCs w:val="24"/>
           <w:u w:val="single"/>
         </w:rPr>
-        <w:t>clientName</w:t>
+        <w:t>conformeName</w:t>
       </w:r>
       <w:proofErr w:type="spellEnd"/>
       <w:r>
